--- a/icindekiler/icindekiler_kim11.docx
+++ b/icindekiler/icindekiler_kim11.docx
@@ -482,7 +482,7 @@
           <w:rFonts w:ascii="Times New Roman" w:hAnsi="Times New Roman" w:cs="Times New Roman"/>
           <w:lang w:val="tr-TR"/>
         </w:rPr>
-        <w:t xml:space="preserve">2.2.1. Suyun Otoiyonizasyonu ..............................................................</w:t>
+        <w:t xml:space="preserve">2.2.1. Saf Suyun Otoiyonizasyonu ..........................................................</w:t>
       </w:r>
     </w:p>
     <w:p>
@@ -499,7 +499,7 @@
           <w:rFonts w:ascii="Times New Roman" w:hAnsi="Times New Roman" w:cs="Times New Roman"/>
           <w:lang w:val="tr-TR"/>
         </w:rPr>
-        <w:t xml:space="preserve">2.2.2. Asit Baz Teorilerinin Karşılaştırılması ............................................</w:t>
+        <w:t xml:space="preserve">2.2.2. Asit-Baz Teorilerinin Karşılaştırılması ............................................</w:t>
       </w:r>
     </w:p>
     <w:p>
